--- a/public/templates/CNBB/15a. Biên bản đọc hồ sơ.docx
+++ b/public/templates/CNBB/15a. Biên bản đọc hồ sơ.docx
@@ -222,7 +222,13 @@
           <w:sz w:val="28"/>
           <w:lang w:val="vi-VN"/>
         </w:rPr>
-        <w:t xml:space="preserve"> 2025</w:t>
+        <w:t xml:space="preserve"> </w:t>
+      </w:r>
+      <w:r>
+        <w:rPr>
+          <w:sz w:val="28"/>
+        </w:rPr>
+        <w:t>...........</w:t>
       </w:r>
       <w:r>
         <w:rPr>
@@ -759,7 +765,20 @@
           <w:sz w:val="28"/>
           <w:lang w:val="vi-VN"/>
         </w:rPr>
-        <w:t xml:space="preserve">khu vực 4 – tỉnh Đồng Nai </w:t>
+        <w:t xml:space="preserve">khu vực 4 – </w:t>
+      </w:r>
+      <w:r>
+        <w:rPr>
+          <w:sz w:val="28"/>
+        </w:rPr>
+        <w:t>thành phố</w:t>
+      </w:r>
+      <w:r>
+        <w:rPr>
+          <w:sz w:val="28"/>
+          <w:lang w:val="vi-VN"/>
+        </w:rPr>
+        <w:t xml:space="preserve"> Đồng Nai </w:t>
       </w:r>
       <w:r>
         <w:rPr>
@@ -794,7 +813,7 @@
     </w:p>
     <w:tbl>
       <w:tblPr>
-        <w:tblW w:w="0pt" w:type="auto"/>
+        <w:tblW w:w="0pt" w:type="dxa"/>
         <w:tblBorders>
           <w:top w:val="nil"/>
           <w:bottom w:val="nil"/>
@@ -1034,6 +1053,50 @@
     <w:lsdException w:name="Subtitle" w:qFormat="1"/>
     <w:lsdException w:name="Strong" w:qFormat="1"/>
     <w:lsdException w:name="Emphasis" w:qFormat="1"/>
+    <w:lsdException w:name="Normal Table" w:semiHidden="1" w:unhideWhenUsed="1"/>
+    <w:lsdException w:name="Table Simple 1" w:semiHidden="1" w:unhideWhenUsed="1"/>
+    <w:lsdException w:name="Table Simple 2" w:semiHidden="1" w:unhideWhenUsed="1"/>
+    <w:lsdException w:name="Table Simple 3" w:semiHidden="1" w:unhideWhenUsed="1"/>
+    <w:lsdException w:name="Table Classic 1" w:semiHidden="1" w:unhideWhenUsed="1"/>
+    <w:lsdException w:name="Table Classic 2" w:semiHidden="1" w:unhideWhenUsed="1"/>
+    <w:lsdException w:name="Table Classic 3" w:semiHidden="1" w:unhideWhenUsed="1"/>
+    <w:lsdException w:name="Table Classic 4" w:semiHidden="1" w:unhideWhenUsed="1"/>
+    <w:lsdException w:name="Table Colorful 1" w:semiHidden="1" w:unhideWhenUsed="1"/>
+    <w:lsdException w:name="Table Colorful 2" w:semiHidden="1" w:unhideWhenUsed="1"/>
+    <w:lsdException w:name="Table Colorful 3" w:semiHidden="1" w:unhideWhenUsed="1"/>
+    <w:lsdException w:name="Table Columns 1" w:semiHidden="1" w:unhideWhenUsed="1"/>
+    <w:lsdException w:name="Table Columns 2" w:semiHidden="1" w:unhideWhenUsed="1"/>
+    <w:lsdException w:name="Table Columns 3" w:semiHidden="1" w:unhideWhenUsed="1"/>
+    <w:lsdException w:name="Table Columns 4" w:semiHidden="1" w:unhideWhenUsed="1"/>
+    <w:lsdException w:name="Table Columns 5" w:semiHidden="1" w:unhideWhenUsed="1"/>
+    <w:lsdException w:name="Table Grid 1" w:semiHidden="1" w:unhideWhenUsed="1"/>
+    <w:lsdException w:name="Table Grid 2" w:semiHidden="1" w:unhideWhenUsed="1"/>
+    <w:lsdException w:name="Table Grid 3" w:semiHidden="1" w:unhideWhenUsed="1"/>
+    <w:lsdException w:name="Table Grid 4" w:semiHidden="1" w:unhideWhenUsed="1"/>
+    <w:lsdException w:name="Table Grid 5" w:semiHidden="1" w:unhideWhenUsed="1"/>
+    <w:lsdException w:name="Table Grid 6" w:semiHidden="1" w:unhideWhenUsed="1"/>
+    <w:lsdException w:name="Table Grid 7" w:semiHidden="1" w:unhideWhenUsed="1"/>
+    <w:lsdException w:name="Table Grid 8" w:semiHidden="1" w:unhideWhenUsed="1"/>
+    <w:lsdException w:name="Table List 1" w:semiHidden="1" w:unhideWhenUsed="1"/>
+    <w:lsdException w:name="Table List 2" w:semiHidden="1" w:unhideWhenUsed="1"/>
+    <w:lsdException w:name="Table List 3" w:semiHidden="1" w:unhideWhenUsed="1"/>
+    <w:lsdException w:name="Table List 4" w:semiHidden="1" w:unhideWhenUsed="1"/>
+    <w:lsdException w:name="Table List 5" w:semiHidden="1" w:unhideWhenUsed="1"/>
+    <w:lsdException w:name="Table List 6" w:semiHidden="1" w:unhideWhenUsed="1"/>
+    <w:lsdException w:name="Table List 7" w:semiHidden="1" w:unhideWhenUsed="1"/>
+    <w:lsdException w:name="Table List 8" w:semiHidden="1" w:unhideWhenUsed="1"/>
+    <w:lsdException w:name="Table 3D effects 1" w:semiHidden="1" w:unhideWhenUsed="1"/>
+    <w:lsdException w:name="Table 3D effects 2" w:semiHidden="1" w:unhideWhenUsed="1"/>
+    <w:lsdException w:name="Table 3D effects 3" w:semiHidden="1" w:unhideWhenUsed="1"/>
+    <w:lsdException w:name="Table Contemporary" w:semiHidden="1" w:unhideWhenUsed="1"/>
+    <w:lsdException w:name="Table Elegant" w:semiHidden="1" w:unhideWhenUsed="1"/>
+    <w:lsdException w:name="Table Professional" w:semiHidden="1" w:unhideWhenUsed="1"/>
+    <w:lsdException w:name="Table Subtle 1" w:semiHidden="1" w:unhideWhenUsed="1"/>
+    <w:lsdException w:name="Table Subtle 2" w:semiHidden="1" w:unhideWhenUsed="1"/>
+    <w:lsdException w:name="Table Web 1" w:semiHidden="1" w:unhideWhenUsed="1"/>
+    <w:lsdException w:name="Table Web 2" w:semiHidden="1" w:unhideWhenUsed="1"/>
+    <w:lsdException w:name="Table Web 3" w:semiHidden="1" w:unhideWhenUsed="1"/>
+    <w:lsdException w:name="Table Theme" w:semiHidden="1" w:unhideWhenUsed="1"/>
     <w:lsdException w:name="Placeholder Text" w:semiHidden="1" w:uiPriority="99"/>
     <w:lsdException w:name="No Spacing" w:uiPriority="1" w:qFormat="1"/>
     <w:lsdException w:name="Light Shading" w:uiPriority="60"/>
@@ -1266,11 +1329,15 @@
   </w:style>
   <w:style w:type="character" w:default="1" w:styleId="DefaultParagraphFont">
     <w:name w:val="Default Paragraph Font"/>
+    <w:uiPriority w:val="1"/>
     <w:semiHidden/>
+    <w:unhideWhenUsed/>
   </w:style>
   <w:style w:type="table" w:default="1" w:styleId="TableNormal">
     <w:name w:val="Normal Table"/>
+    <w:uiPriority w:val="99"/>
     <w:semiHidden/>
+    <w:unhideWhenUsed/>
     <w:tblPr>
       <w:tblInd w:w="0pt" w:type="dxa"/>
       <w:tblCellMar>
@@ -1283,7 +1350,9 @@
   </w:style>
   <w:style w:type="numbering" w:default="1" w:styleId="NoList">
     <w:name w:val="No List"/>
+    <w:uiPriority w:val="99"/>
     <w:semiHidden/>
+    <w:unhideWhenUsed/>
   </w:style>
   <w:style w:type="paragraph" w:styleId="BalloonText">
     <w:name w:val="Balloon Text"/>
